--- a/docs/就业文档/陈海嘉-测试工程师.docx
+++ b/docs/就业文档/陈海嘉-测试工程师.docx
@@ -109,6 +109,8 @@
         </w:rPr>
         <w:t>基本信息</w:t>
       </w:r>
+      <w:bookmarkStart w:id="0" w:name="_GoBack"/>
+      <w:bookmarkEnd w:id="0"/>
       <w:r>
         <w:rPr>
           <w:rFonts w:ascii="微软雅黑" w:hAnsi="微软雅黑" w:eastAsia="微软雅黑" w:cs="微软雅黑"/>
@@ -236,7 +238,7 @@
     </w:p>
     <w:tbl>
       <w:tblPr>
-        <w:tblStyle w:val="4"/>
+        <w:tblStyle w:val="6"/>
         <w:tblW w:w="0" w:type="auto"/>
         <w:tblInd w:w="0" w:type="dxa"/>
         <w:tblBorders>
@@ -846,7 +848,7 @@
     </w:p>
     <w:tbl>
       <w:tblPr>
-        <w:tblStyle w:val="4"/>
+        <w:tblStyle w:val="6"/>
         <w:tblW w:w="0" w:type="auto"/>
         <w:tblInd w:w="0" w:type="dxa"/>
         <w:tblBorders>
@@ -2864,6 +2866,7 @@
     <w:p>
       <w:pPr>
         <w:numPr>
+          <w:ilvl w:val="0"/>
           <w:numId w:val="0"/>
         </w:numPr>
         <w:tabs>
@@ -2990,18 +2993,7 @@
           <w:sz w:val="20"/>
           <w:lang w:val="en-US" w:eastAsia="zh-CN"/>
         </w:rPr>
-        <w:t>使用 Pyt</w:t>
-      </w:r>
-      <w:bookmarkStart w:id="0" w:name="_GoBack"/>
-      <w:bookmarkEnd w:id="0"/>
-      <w:r>
-        <w:rPr>
-          <w:rFonts w:hint="eastAsia" w:ascii="微软雅黑" w:hAnsi="微软雅黑" w:eastAsia="微软雅黑" w:cs="微软雅黑"/>
-          <w:color w:val="666666"/>
-          <w:sz w:val="20"/>
-          <w:lang w:val="en-US" w:eastAsia="zh-CN"/>
-        </w:rPr>
-        <w:t>hon+Selenium 编写自动化脚本。</w:t>
+        <w:t>使用 Python+Selenium 编写自动化脚本。</w:t>
       </w:r>
     </w:p>
     <w:p>
@@ -3439,7 +3431,7 @@
     </w:p>
     <w:sectPr>
       <w:pgSz w:w="11906" w:h="16838"/>
-      <w:pgMar w:top="1417" w:right="850" w:bottom="0" w:left="680" w:header="851" w:footer="992" w:gutter="0"/>
+      <w:pgMar w:top="1417" w:right="850" w:bottom="567" w:left="680" w:header="851" w:footer="992" w:gutter="0"/>
       <w:pgBorders>
         <w:top w:val="none" w:sz="0" w:space="0"/>
         <w:left w:val="none" w:sz="0" w:space="0"/>
@@ -3835,13 +3827,13 @@
       <w:lang w:val="en-US" w:eastAsia="zh-CN" w:bidi="ar-SA"/>
     </w:rPr>
   </w:style>
-  <w:style w:type="character" w:default="1" w:styleId="5">
+  <w:style w:type="character" w:default="1" w:styleId="7">
     <w:name w:val="Default Paragraph Font"/>
     <w:semiHidden/>
     <w:qFormat/>
     <w:uiPriority w:val="0"/>
   </w:style>
-  <w:style w:type="table" w:default="1" w:styleId="3">
+  <w:style w:type="table" w:default="1" w:styleId="5">
     <w:name w:val="Normal Table"/>
     <w:semiHidden/>
     <w:qFormat/>
@@ -3856,6 +3848,46 @@
     </w:tblPr>
   </w:style>
   <w:style w:type="paragraph" w:styleId="2">
+    <w:name w:val="footer"/>
+    <w:basedOn w:val="1"/>
+    <w:uiPriority w:val="0"/>
+    <w:pPr>
+      <w:tabs>
+        <w:tab w:val="center" w:pos="4153"/>
+        <w:tab w:val="right" w:pos="8306"/>
+      </w:tabs>
+      <w:snapToGrid w:val="0"/>
+      <w:jc w:val="left"/>
+    </w:pPr>
+    <w:rPr>
+      <w:sz w:val="18"/>
+    </w:rPr>
+  </w:style>
+  <w:style w:type="paragraph" w:styleId="3">
+    <w:name w:val="header"/>
+    <w:basedOn w:val="1"/>
+    <w:uiPriority w:val="0"/>
+    <w:pPr>
+      <w:pBdr>
+        <w:top w:val="none" w:color="auto" w:sz="0" w:space="1"/>
+        <w:left w:val="none" w:color="auto" w:sz="0" w:space="4"/>
+        <w:bottom w:val="none" w:color="auto" w:sz="0" w:space="1"/>
+        <w:right w:val="none" w:color="auto" w:sz="0" w:space="4"/>
+      </w:pBdr>
+      <w:tabs>
+        <w:tab w:val="center" w:pos="4153"/>
+        <w:tab w:val="right" w:pos="8306"/>
+      </w:tabs>
+      <w:snapToGrid w:val="0"/>
+      <w:spacing w:line="240" w:lineRule="auto"/>
+      <w:jc w:val="both"/>
+      <w:outlineLvl w:val="9"/>
+    </w:pPr>
+    <w:rPr>
+      <w:sz w:val="18"/>
+    </w:rPr>
+  </w:style>
+  <w:style w:type="paragraph" w:styleId="4">
     <w:name w:val="Normal (Web)"/>
     <w:basedOn w:val="1"/>
     <w:unhideWhenUsed/>
@@ -3877,9 +3909,9 @@
       <w:lang w:eastAsia="zh-CN"/>
     </w:rPr>
   </w:style>
-  <w:style w:type="table" w:styleId="4">
+  <w:style w:type="table" w:styleId="6">
     <w:name w:val="Table Grid"/>
-    <w:basedOn w:val="3"/>
+    <w:basedOn w:val="5"/>
     <w:qFormat/>
     <w:uiPriority w:val="0"/>
     <w:pPr>
@@ -3897,18 +3929,18 @@
       </w:tblBorders>
     </w:tblPr>
   </w:style>
-  <w:style w:type="character" w:styleId="6">
+  <w:style w:type="character" w:styleId="8">
     <w:name w:val="Strong"/>
-    <w:basedOn w:val="5"/>
+    <w:basedOn w:val="7"/>
     <w:qFormat/>
     <w:uiPriority w:val="0"/>
     <w:rPr>
       <w:b/>
     </w:rPr>
   </w:style>
-  <w:style w:type="character" w:styleId="7">
+  <w:style w:type="character" w:styleId="9">
     <w:name w:val="Hyperlink"/>
-    <w:basedOn w:val="5"/>
+    <w:basedOn w:val="7"/>
     <w:qFormat/>
     <w:uiPriority w:val="0"/>
     <w:rPr>

--- a/docs/就业文档/陈海嘉-测试工程师.docx
+++ b/docs/就业文档/陈海嘉-测试工程师.docx
@@ -1511,7 +1511,24 @@
           <w:color w:val="666666"/>
           <w:sz w:val="20"/>
         </w:rPr>
-        <w:t>掌握 Selenium 自动化测试框架，精通多种元素定位策略及窗口/Frame切换、动态下拉框等复杂页面场景的处理</w:t>
+        <w:t>掌握 Selenium 自动化测试框架，</w:t>
+      </w:r>
+      <w:r>
+        <w:rPr>
+          <w:rFonts w:hint="eastAsia" w:ascii="微软雅黑" w:hAnsi="微软雅黑" w:eastAsia="微软雅黑" w:cs="微软雅黑"/>
+          <w:color w:val="666666"/>
+          <w:sz w:val="20"/>
+          <w:lang w:val="en-US" w:eastAsia="zh-CN"/>
+        </w:rPr>
+        <w:t>熟悉</w:t>
+      </w:r>
+      <w:r>
+        <w:rPr>
+          <w:rFonts w:hint="eastAsia" w:ascii="微软雅黑" w:hAnsi="微软雅黑" w:eastAsia="微软雅黑" w:cs="微软雅黑"/>
+          <w:color w:val="666666"/>
+          <w:sz w:val="20"/>
+        </w:rPr>
+        <w:t>多种元素定位策略及窗口/Frame切换、动态下拉框等复杂页面场景的处理</w:t>
       </w:r>
     </w:p>
     <w:p>
@@ -2047,6 +2064,14 @@
         </w:rPr>
         <w:t>主要负责项目中的订单模块和支付模块</w:t>
       </w:r>
+      <w:r>
+        <w:rPr>
+          <w:rFonts w:hint="eastAsia" w:ascii="微软雅黑" w:hAnsi="微软雅黑" w:eastAsia="微软雅黑" w:cs="微软雅黑"/>
+          <w:color w:val="666666"/>
+          <w:sz w:val="20"/>
+        </w:rPr>
+        <w:t>；</w:t>
+      </w:r>
     </w:p>
     <w:p>
       <w:pPr>
@@ -2165,7 +2190,7 @@
           <w:color w:val="666666"/>
           <w:sz w:val="20"/>
         </w:rPr>
-        <w:t>使用Jenkins设置定时任务，定时构建完成持续集成测试</w:t>
+        <w:t>使用Jenkins设置定时任务，定时构建完成持续集成测试；</w:t>
       </w:r>
     </w:p>
     <w:p>
@@ -2189,7 +2214,7 @@
           <w:color w:val="666666"/>
           <w:sz w:val="20"/>
         </w:rPr>
-        <w:t>使用Python+Requests对接口做场景化及非场景化自动化测试；</w:t>
+        <w:t>使用Python+Requests对接口做自动化测试；</w:t>
       </w:r>
     </w:p>
     <w:p>
@@ -2285,7 +2310,7 @@
           <w:color w:val="666666"/>
           <w:sz w:val="20"/>
         </w:rPr>
-        <w:t>对每个版本模块进行回归测试，以保证缺陷得到修改。</w:t>
+        <w:t>对每个版本模块进行回归测试，以保证缺陷得到修改；</w:t>
       </w:r>
     </w:p>
     <w:p>
@@ -2500,6 +2525,14 @@
         </w:rPr>
         <w:t>主要负责贷款模块中的逾期管理模块</w:t>
       </w:r>
+      <w:r>
+        <w:rPr>
+          <w:rFonts w:hint="eastAsia" w:ascii="微软雅黑" w:hAnsi="微软雅黑" w:eastAsia="微软雅黑" w:cs="微软雅黑"/>
+          <w:color w:val="666666"/>
+          <w:sz w:val="20"/>
+        </w:rPr>
+        <w:t>；</w:t>
+      </w:r>
     </w:p>
     <w:p>
       <w:pPr>
@@ -2526,6 +2559,14 @@
         </w:rPr>
         <w:t>阅读需求文档，详细了解项目需求，参与需求评审会议，关注项目需求的可测性</w:t>
       </w:r>
+      <w:r>
+        <w:rPr>
+          <w:rFonts w:hint="eastAsia" w:ascii="微软雅黑" w:hAnsi="微软雅黑" w:eastAsia="微软雅黑" w:cs="微软雅黑"/>
+          <w:color w:val="666666"/>
+          <w:sz w:val="20"/>
+        </w:rPr>
+        <w:t>；</w:t>
+      </w:r>
     </w:p>
     <w:p>
       <w:pPr>
@@ -2552,6 +2593,14 @@
         </w:rPr>
         <w:t>编写测试计划，编写自己负责模块的测试用例并进行用例评审</w:t>
       </w:r>
+      <w:r>
+        <w:rPr>
+          <w:rFonts w:hint="eastAsia" w:ascii="微软雅黑" w:hAnsi="微软雅黑" w:eastAsia="微软雅黑" w:cs="微软雅黑"/>
+          <w:color w:val="666666"/>
+          <w:sz w:val="20"/>
+        </w:rPr>
+        <w:t>；</w:t>
+      </w:r>
     </w:p>
     <w:p>
       <w:pPr>
@@ -2578,6 +2627,14 @@
         </w:rPr>
         <w:t>提交bug并进行跟踪，回归测试，关闭缺陷</w:t>
       </w:r>
+      <w:r>
+        <w:rPr>
+          <w:rFonts w:hint="eastAsia" w:ascii="微软雅黑" w:hAnsi="微软雅黑" w:eastAsia="微软雅黑" w:cs="微软雅黑"/>
+          <w:color w:val="666666"/>
+          <w:sz w:val="20"/>
+        </w:rPr>
+        <w:t>；</w:t>
+      </w:r>
     </w:p>
     <w:p>
       <w:pPr>
@@ -2604,6 +2661,14 @@
         </w:rPr>
         <w:t>使用XMind列出测试点，根据测试点编写测试用例，保证覆盖率</w:t>
       </w:r>
+      <w:r>
+        <w:rPr>
+          <w:rFonts w:hint="eastAsia" w:ascii="微软雅黑" w:hAnsi="微软雅黑" w:eastAsia="微软雅黑" w:cs="微软雅黑"/>
+          <w:color w:val="666666"/>
+          <w:sz w:val="20"/>
+        </w:rPr>
+        <w:t>；</w:t>
+      </w:r>
     </w:p>
     <w:p>
       <w:pPr>
@@ -2630,6 +2695,14 @@
         </w:rPr>
         <w:t>使用fiddler进行抓包定位bug，使用jmeter进行接口测试</w:t>
       </w:r>
+      <w:r>
+        <w:rPr>
+          <w:rFonts w:hint="eastAsia" w:ascii="微软雅黑" w:hAnsi="微软雅黑" w:eastAsia="微软雅黑" w:cs="微软雅黑"/>
+          <w:color w:val="666666"/>
+          <w:sz w:val="20"/>
+        </w:rPr>
+        <w:t>；</w:t>
+      </w:r>
     </w:p>
     <w:p>
       <w:pPr>
@@ -2656,6 +2729,14 @@
         </w:rPr>
         <w:t>使用Python+selenium+pytest框架进行UI自动化测试</w:t>
       </w:r>
+      <w:r>
+        <w:rPr>
+          <w:rFonts w:hint="eastAsia" w:ascii="微软雅黑" w:hAnsi="微软雅黑" w:eastAsia="微软雅黑" w:cs="微软雅黑"/>
+          <w:color w:val="666666"/>
+          <w:sz w:val="20"/>
+        </w:rPr>
+        <w:t>；</w:t>
+      </w:r>
     </w:p>
     <w:p>
       <w:pPr>
@@ -2682,6 +2763,14 @@
         </w:rPr>
         <w:t>使用Jenkins设置定时任务，定时构建完成持续集成测试</w:t>
       </w:r>
+      <w:r>
+        <w:rPr>
+          <w:rFonts w:hint="eastAsia" w:ascii="微软雅黑" w:hAnsi="微软雅黑" w:eastAsia="微软雅黑" w:cs="微软雅黑"/>
+          <w:color w:val="666666"/>
+          <w:sz w:val="20"/>
+        </w:rPr>
+        <w:t>；</w:t>
+      </w:r>
     </w:p>
     <w:p>
       <w:pPr>
@@ -2708,6 +2797,14 @@
         </w:rPr>
         <w:t>主动与开发和产品团队沟通协调，高效推动问题的解决，并定期同步测试进展</w:t>
       </w:r>
+      <w:r>
+        <w:rPr>
+          <w:rFonts w:hint="eastAsia" w:ascii="微软雅黑" w:hAnsi="微软雅黑" w:eastAsia="微软雅黑" w:cs="微软雅黑"/>
+          <w:color w:val="666666"/>
+          <w:sz w:val="20"/>
+        </w:rPr>
+        <w:t>；</w:t>
+      </w:r>
     </w:p>
     <w:p>
       <w:pPr>
@@ -2732,7 +2829,7 @@
           <w:sz w:val="20"/>
           <w:lang w:val="en-US" w:eastAsia="zh-CN"/>
         </w:rPr>
-        <w:t>完成项目测试后，对测试结果进行分析、总结</w:t>
+        <w:t>完成项目测试后，对测试结果进行分析、总结。</w:t>
       </w:r>
     </w:p>
     <w:p>
@@ -2864,144 +2961,31 @@
     <w:p>
       <w:pPr>
         <w:numPr>
+          <w:ilvl w:val="0"/>
           <w:numId w:val="0"/>
         </w:numPr>
         <w:tabs>
           <w:tab w:val="left" w:pos="826"/>
         </w:tabs>
         <w:spacing w:before="0" w:after="0" w:line="380" w:lineRule="exact"/>
-        <w:ind w:left="420" w:leftChars="0"/>
-        <w:textAlignment w:val="center"/>
-        <w:rPr>
-          <w:rFonts w:hint="eastAsia" w:ascii="微软雅黑" w:hAnsi="微软雅黑" w:eastAsia="微软雅黑" w:cs="微软雅黑"/>
-          <w:color w:val="666666"/>
-          <w:sz w:val="20"/>
-          <w:lang w:val="en-US" w:eastAsia="zh-CN"/>
-        </w:rPr>
-      </w:pPr>
-      <w:r>
-        <w:rPr>
-          <w:rFonts w:ascii="微软雅黑" w:hAnsi="微软雅黑" w:eastAsia="微软雅黑" w:cs="微软雅黑"/>
-          <w:b/>
-          <w:color w:val="666666"/>
-          <w:sz w:val="20"/>
-        </w:rPr>
-        <w:t>项目职责：</w:t>
-      </w:r>
-    </w:p>
-    <w:p>
-      <w:pPr>
-        <w:numPr>
-          <w:ilvl w:val="0"/>
-          <w:numId w:val="4"/>
-        </w:numPr>
-        <w:spacing w:before="0" w:after="0" w:line="380" w:lineRule="exact"/>
-        <w:ind w:left="845" w:leftChars="0" w:hanging="425" w:firstLineChars="0"/>
-        <w:textAlignment w:val="center"/>
-        <w:rPr>
-          <w:rFonts w:hint="eastAsia" w:ascii="微软雅黑" w:hAnsi="微软雅黑" w:eastAsia="微软雅黑" w:cs="微软雅黑"/>
-          <w:color w:val="666666"/>
-          <w:sz w:val="20"/>
-          <w:lang w:val="en-US" w:eastAsia="zh-CN"/>
-        </w:rPr>
-      </w:pPr>
-      <w:r>
-        <w:rPr>
-          <w:rFonts w:hint="eastAsia" w:ascii="微软雅黑" w:hAnsi="微软雅黑" w:eastAsia="微软雅黑" w:cs="微软雅黑"/>
-          <w:color w:val="666666"/>
-          <w:sz w:val="20"/>
-          <w:lang w:val="en-US" w:eastAsia="zh-CN"/>
-        </w:rPr>
-        <w:t>参与需求评审，进行需求分析，根据需求分析说明书编写测试用例。</w:t>
-      </w:r>
-    </w:p>
-    <w:p>
-      <w:pPr>
-        <w:numPr>
-          <w:ilvl w:val="0"/>
-          <w:numId w:val="4"/>
-        </w:numPr>
-        <w:spacing w:before="0" w:after="0" w:line="380" w:lineRule="exact"/>
-        <w:ind w:left="845" w:leftChars="0" w:hanging="425" w:firstLineChars="0"/>
-        <w:textAlignment w:val="center"/>
-        <w:rPr>
-          <w:rFonts w:hint="eastAsia" w:ascii="微软雅黑" w:hAnsi="微软雅黑" w:eastAsia="微软雅黑" w:cs="微软雅黑"/>
-          <w:color w:val="666666"/>
-          <w:sz w:val="20"/>
-          <w:lang w:val="en-US" w:eastAsia="zh-CN"/>
-        </w:rPr>
-      </w:pPr>
-      <w:r>
-        <w:rPr>
-          <w:rFonts w:hint="eastAsia" w:ascii="微软雅黑" w:hAnsi="微软雅黑" w:eastAsia="微软雅黑" w:cs="微软雅黑"/>
-          <w:color w:val="666666"/>
-          <w:sz w:val="20"/>
-          <w:lang w:val="en-US" w:eastAsia="zh-CN"/>
-        </w:rPr>
-        <w:t>熟练在 Linux 环境下搭建和维护测试环境，并运用 MySQL 进行数据的准备与校验，确保测试数据的准确性。</w:t>
-      </w:r>
-    </w:p>
-    <w:p>
-      <w:pPr>
-        <w:numPr>
-          <w:ilvl w:val="0"/>
-          <w:numId w:val="4"/>
-        </w:numPr>
-        <w:spacing w:before="0" w:after="0" w:line="380" w:lineRule="exact"/>
-        <w:ind w:left="845" w:leftChars="0" w:hanging="425" w:firstLineChars="0"/>
-        <w:textAlignment w:val="center"/>
-        <w:rPr>
-          <w:rFonts w:hint="eastAsia" w:ascii="微软雅黑" w:hAnsi="微软雅黑" w:eastAsia="微软雅黑" w:cs="微软雅黑"/>
-          <w:color w:val="666666"/>
-          <w:sz w:val="20"/>
-          <w:lang w:val="en-US" w:eastAsia="zh-CN"/>
-        </w:rPr>
-      </w:pPr>
-      <w:r>
-        <w:rPr>
-          <w:rFonts w:hint="eastAsia" w:ascii="微软雅黑" w:hAnsi="微软雅黑" w:eastAsia="微软雅黑" w:cs="微软雅黑"/>
-          <w:color w:val="666666"/>
-          <w:sz w:val="20"/>
-          <w:lang w:val="en-US" w:eastAsia="zh-CN"/>
-        </w:rPr>
-        <w:t>提交的Bug报告描述清晰、步骤明确，并能主动与开发人员沟通定位问题。</w:t>
-      </w:r>
-    </w:p>
-    <w:p>
-      <w:pPr>
-        <w:numPr>
-          <w:ilvl w:val="0"/>
-          <w:numId w:val="4"/>
-        </w:numPr>
-        <w:spacing w:before="0" w:after="0" w:line="380" w:lineRule="exact"/>
-        <w:ind w:left="845" w:leftChars="0" w:hanging="425" w:firstLineChars="0"/>
-        <w:textAlignment w:val="center"/>
-        <w:rPr>
-          <w:rFonts w:hint="eastAsia" w:ascii="微软雅黑" w:hAnsi="微软雅黑" w:eastAsia="微软雅黑" w:cs="微软雅黑"/>
-          <w:color w:val="666666"/>
-          <w:sz w:val="20"/>
-          <w:lang w:val="en-US" w:eastAsia="zh-CN"/>
-        </w:rPr>
-      </w:pPr>
-      <w:r>
-        <w:rPr>
-          <w:rFonts w:hint="eastAsia" w:ascii="微软雅黑" w:hAnsi="微软雅黑" w:eastAsia="微软雅黑" w:cs="微软雅黑"/>
-          <w:color w:val="666666"/>
-          <w:sz w:val="20"/>
-          <w:lang w:val="en-US" w:eastAsia="zh-CN"/>
-        </w:rPr>
-        <w:t>使用 Pyt</w:t>
-      </w:r>
+        <w:textAlignment w:val="center"/>
+        <w:rPr>
+          <w:rFonts w:hint="eastAsia" w:ascii="微软雅黑" w:hAnsi="微软雅黑" w:eastAsia="微软雅黑" w:cs="微软雅黑"/>
+          <w:color w:val="666666"/>
+          <w:sz w:val="20"/>
+          <w:lang w:val="en-US" w:eastAsia="zh-CN"/>
+        </w:rPr>
+      </w:pPr>
       <w:bookmarkStart w:id="0" w:name="_GoBack"/>
       <w:bookmarkEnd w:id="0"/>
       <w:r>
         <w:rPr>
-          <w:rFonts w:hint="eastAsia" w:ascii="微软雅黑" w:hAnsi="微软雅黑" w:eastAsia="微软雅黑" w:cs="微软雅黑"/>
-          <w:color w:val="666666"/>
-          <w:sz w:val="20"/>
-          <w:lang w:val="en-US" w:eastAsia="zh-CN"/>
-        </w:rPr>
-        <w:t>hon+Selenium 编写自动化脚本。</w:t>
+          <w:rFonts w:ascii="微软雅黑" w:hAnsi="微软雅黑" w:eastAsia="微软雅黑" w:cs="微软雅黑"/>
+          <w:b/>
+          <w:color w:val="666666"/>
+          <w:sz w:val="20"/>
+        </w:rPr>
+        <w:t>项目职责：</w:t>
       </w:r>
     </w:p>
     <w:p>
@@ -3027,7 +3011,7 @@
           <w:sz w:val="20"/>
           <w:lang w:val="en-US" w:eastAsia="zh-CN"/>
         </w:rPr>
-        <w:t>使用 Postman/JMeter 对商品、订单等关键接口进行了全面的功能和性能测试</w:t>
+        <w:t>参与需求评审，进行需求分析，根据需求分析说明书编写测试用例；</w:t>
       </w:r>
     </w:p>
     <w:p>
@@ -3053,7 +3037,7 @@
           <w:sz w:val="20"/>
           <w:lang w:val="en-US" w:eastAsia="zh-CN"/>
         </w:rPr>
-        <w:t>针对该项目的App端，使用 ADB + Monkey 进行了压力和稳定性测试</w:t>
+        <w:t>熟练在 Linux 环境下搭建和维护测试环境，并运用 MySQL 进行数据的准备与校验，确保测试数据的准确性；</w:t>
       </w:r>
     </w:p>
     <w:p>
@@ -3079,7 +3063,7 @@
           <w:sz w:val="20"/>
           <w:lang w:val="en-US" w:eastAsia="zh-CN"/>
         </w:rPr>
-        <w:t>负责App端的兼容性测试，确保应用在IOS和主流的Android版本上能够稳定运行。</w:t>
+        <w:t>提交的Bug报告描述清晰、步骤明确，并能主动与开发人员沟通定位问题；</w:t>
       </w:r>
     </w:p>
     <w:p>
@@ -3105,7 +3089,85 @@
           <w:sz w:val="20"/>
           <w:lang w:val="en-US" w:eastAsia="zh-CN"/>
         </w:rPr>
-        <w:t>对测试结果进行分析，并编写测试报告</w:t>
+        <w:t>使用 Postman/JMeter 对商品、订单等关键接口进行了全面的功能和性能测试；</w:t>
+      </w:r>
+    </w:p>
+    <w:p>
+      <w:pPr>
+        <w:numPr>
+          <w:ilvl w:val="0"/>
+          <w:numId w:val="4"/>
+        </w:numPr>
+        <w:spacing w:before="0" w:after="0" w:line="380" w:lineRule="exact"/>
+        <w:ind w:left="845" w:leftChars="0" w:hanging="425" w:firstLineChars="0"/>
+        <w:textAlignment w:val="center"/>
+        <w:rPr>
+          <w:rFonts w:hint="eastAsia" w:ascii="微软雅黑" w:hAnsi="微软雅黑" w:eastAsia="微软雅黑" w:cs="微软雅黑"/>
+          <w:color w:val="666666"/>
+          <w:sz w:val="20"/>
+          <w:lang w:val="en-US" w:eastAsia="zh-CN"/>
+        </w:rPr>
+      </w:pPr>
+      <w:r>
+        <w:rPr>
+          <w:rFonts w:hint="eastAsia" w:ascii="微软雅黑" w:hAnsi="微软雅黑" w:eastAsia="微软雅黑" w:cs="微软雅黑"/>
+          <w:color w:val="666666"/>
+          <w:sz w:val="20"/>
+          <w:lang w:val="en-US" w:eastAsia="zh-CN"/>
+        </w:rPr>
+        <w:t>针对该项目的App端，使用 ADB + Monkey 进行了压力和稳定性测试；</w:t>
+      </w:r>
+    </w:p>
+    <w:p>
+      <w:pPr>
+        <w:numPr>
+          <w:ilvl w:val="0"/>
+          <w:numId w:val="4"/>
+        </w:numPr>
+        <w:spacing w:before="0" w:after="0" w:line="380" w:lineRule="exact"/>
+        <w:ind w:left="845" w:leftChars="0" w:hanging="425" w:firstLineChars="0"/>
+        <w:textAlignment w:val="center"/>
+        <w:rPr>
+          <w:rFonts w:hint="eastAsia" w:ascii="微软雅黑" w:hAnsi="微软雅黑" w:eastAsia="微软雅黑" w:cs="微软雅黑"/>
+          <w:color w:val="666666"/>
+          <w:sz w:val="20"/>
+          <w:lang w:val="en-US" w:eastAsia="zh-CN"/>
+        </w:rPr>
+      </w:pPr>
+      <w:r>
+        <w:rPr>
+          <w:rFonts w:hint="eastAsia" w:ascii="微软雅黑" w:hAnsi="微软雅黑" w:eastAsia="微软雅黑" w:cs="微软雅黑"/>
+          <w:color w:val="666666"/>
+          <w:sz w:val="20"/>
+          <w:lang w:val="en-US" w:eastAsia="zh-CN"/>
+        </w:rPr>
+        <w:t>负责App端的兼容性测试，确保应用在IOS和主流的Android版本上能够稳定运行；</w:t>
+      </w:r>
+    </w:p>
+    <w:p>
+      <w:pPr>
+        <w:numPr>
+          <w:ilvl w:val="0"/>
+          <w:numId w:val="4"/>
+        </w:numPr>
+        <w:spacing w:before="0" w:after="0" w:line="380" w:lineRule="exact"/>
+        <w:ind w:left="845" w:leftChars="0" w:hanging="425" w:firstLineChars="0"/>
+        <w:textAlignment w:val="center"/>
+        <w:rPr>
+          <w:rFonts w:hint="eastAsia" w:ascii="微软雅黑" w:hAnsi="微软雅黑" w:eastAsia="微软雅黑" w:cs="微软雅黑"/>
+          <w:color w:val="666666"/>
+          <w:sz w:val="20"/>
+          <w:lang w:val="en-US" w:eastAsia="zh-CN"/>
+        </w:rPr>
+      </w:pPr>
+      <w:r>
+        <w:rPr>
+          <w:rFonts w:hint="eastAsia" w:ascii="微软雅黑" w:hAnsi="微软雅黑" w:eastAsia="微软雅黑" w:cs="微软雅黑"/>
+          <w:color w:val="666666"/>
+          <w:sz w:val="20"/>
+          <w:lang w:val="en-US" w:eastAsia="zh-CN"/>
+        </w:rPr>
+        <w:t>对测试结果进行分析，并编写测试报告。</w:t>
       </w:r>
     </w:p>
     <w:p>
@@ -3337,6 +3399,15 @@
           <w:sz w:val="20"/>
         </w:rPr>
         <w:t>有比较强的动手能力、勇于面对困难和挑战、有很好的分析问题与解决问题的能力</w:t>
+      </w:r>
+      <w:r>
+        <w:rPr>
+          <w:rFonts w:hint="eastAsia" w:ascii="微软雅黑" w:hAnsi="微软雅黑" w:eastAsia="微软雅黑" w:cs="微软雅黑"/>
+          <w:color w:val="666666"/>
+          <w:sz w:val="20"/>
+          <w:lang w:eastAsia="zh-CN"/>
+        </w:rPr>
+        <w:t>。</w:t>
       </w:r>
     </w:p>
     <w:p>

--- a/docs/就业文档/陈海嘉-测试工程师.docx
+++ b/docs/就业文档/陈海嘉-测试工程师.docx
@@ -2430,6 +2430,15 @@
       </w:r>
       <w:r>
         <w:rPr>
+          <w:rFonts w:ascii="微软雅黑" w:hAnsi="微软雅黑" w:eastAsia="微软雅黑" w:cs="微软雅黑"/>
+          <w:b/>
+          <w:sz w:val="22"/>
+          <w:lang w:val="en-US"/>
+        </w:rPr>
+        <w:t>广州白云民泰村镇</w:t>
+      </w:r>
+      <w:r>
+        <w:rPr>
           <w:rFonts w:hint="eastAsia" w:ascii="微软雅黑" w:hAnsi="微软雅黑" w:eastAsia="微软雅黑" w:cs="Times New Roman"/>
           <w:b/>
           <w:bCs/>
@@ -2439,7 +2448,7 @@
           <w:szCs w:val="24"/>
           <w:lang w:val="en-US" w:eastAsia="zh-CN" w:bidi="ar-SA"/>
         </w:rPr>
-        <w:t>广东华兴银行信用贷系统</w:t>
+        <w:t>银行信用贷系统</w:t>
       </w:r>
     </w:p>
     <w:p>
@@ -2482,7 +2491,7 @@
           <w:color w:val="666666"/>
           <w:sz w:val="20"/>
         </w:rPr>
-        <w:t>随着移动互联网的发展，信用贷系统作为客户和银行之间的桥梁在依托场景获客，提升客户体验、提高内部工作效率、降低成本、减少行内风险损失，增强行内全线上管理显得尤为重要。为满足客户需求，广东华兴银行推出新款银行App实现线上无抵押高额度信用贷款，实现申请流程简单，材料不复杂；实现当天申请当天放款的目标，提高内部员工工作效率，降低作业成本减少行内风险损失。</w:t>
+        <w:t>随着移动互联网的发展，信用贷系统作为客户和银行之间的桥梁在依托场景获客，提升客户体验、提高内部工作效率、降低成本、减少行内风险损失，增强行内全线上管理显得尤为重要。为满足客户需求，广州白云民泰村镇银行推出新款银行App实现线上无抵押高额度信用贷款，实现申请流程简单，材料不复杂；实现当天申请当天放款的目标，提高内部员工工作效率，降低作业成本减少行内风险损失。</w:t>
       </w:r>
     </w:p>
     <w:p>
@@ -2976,60 +2985,60 @@
           <w:lang w:val="en-US" w:eastAsia="zh-CN"/>
         </w:rPr>
       </w:pPr>
+      <w:r>
+        <w:rPr>
+          <w:rFonts w:ascii="微软雅黑" w:hAnsi="微软雅黑" w:eastAsia="微软雅黑" w:cs="微软雅黑"/>
+          <w:b/>
+          <w:color w:val="666666"/>
+          <w:sz w:val="20"/>
+        </w:rPr>
+        <w:t>项目职责：</w:t>
+      </w:r>
+    </w:p>
+    <w:p>
+      <w:pPr>
+        <w:numPr>
+          <w:ilvl w:val="0"/>
+          <w:numId w:val="4"/>
+        </w:numPr>
+        <w:spacing w:before="0" w:after="0" w:line="380" w:lineRule="exact"/>
+        <w:ind w:left="845" w:leftChars="0" w:hanging="425" w:firstLineChars="0"/>
+        <w:textAlignment w:val="center"/>
+        <w:rPr>
+          <w:rFonts w:hint="eastAsia" w:ascii="微软雅黑" w:hAnsi="微软雅黑" w:eastAsia="微软雅黑" w:cs="微软雅黑"/>
+          <w:color w:val="666666"/>
+          <w:sz w:val="20"/>
+          <w:lang w:val="en-US" w:eastAsia="zh-CN"/>
+        </w:rPr>
+      </w:pPr>
+      <w:r>
+        <w:rPr>
+          <w:rFonts w:hint="eastAsia" w:ascii="微软雅黑" w:hAnsi="微软雅黑" w:eastAsia="微软雅黑" w:cs="微软雅黑"/>
+          <w:color w:val="666666"/>
+          <w:sz w:val="20"/>
+          <w:lang w:val="en-US" w:eastAsia="zh-CN"/>
+        </w:rPr>
+        <w:t>参与需求评审，进行需求分析，根据需求分析说明书编写测试用例；</w:t>
+      </w:r>
+    </w:p>
+    <w:p>
+      <w:pPr>
+        <w:numPr>
+          <w:ilvl w:val="0"/>
+          <w:numId w:val="4"/>
+        </w:numPr>
+        <w:spacing w:before="0" w:after="0" w:line="380" w:lineRule="exact"/>
+        <w:ind w:left="845" w:leftChars="0" w:hanging="425" w:firstLineChars="0"/>
+        <w:textAlignment w:val="center"/>
+        <w:rPr>
+          <w:rFonts w:hint="eastAsia" w:ascii="微软雅黑" w:hAnsi="微软雅黑" w:eastAsia="微软雅黑" w:cs="微软雅黑"/>
+          <w:color w:val="666666"/>
+          <w:sz w:val="20"/>
+          <w:lang w:val="en-US" w:eastAsia="zh-CN"/>
+        </w:rPr>
+      </w:pPr>
       <w:bookmarkStart w:id="0" w:name="_GoBack"/>
       <w:bookmarkEnd w:id="0"/>
-      <w:r>
-        <w:rPr>
-          <w:rFonts w:ascii="微软雅黑" w:hAnsi="微软雅黑" w:eastAsia="微软雅黑" w:cs="微软雅黑"/>
-          <w:b/>
-          <w:color w:val="666666"/>
-          <w:sz w:val="20"/>
-        </w:rPr>
-        <w:t>项目职责：</w:t>
-      </w:r>
-    </w:p>
-    <w:p>
-      <w:pPr>
-        <w:numPr>
-          <w:ilvl w:val="0"/>
-          <w:numId w:val="4"/>
-        </w:numPr>
-        <w:spacing w:before="0" w:after="0" w:line="380" w:lineRule="exact"/>
-        <w:ind w:left="845" w:leftChars="0" w:hanging="425" w:firstLineChars="0"/>
-        <w:textAlignment w:val="center"/>
-        <w:rPr>
-          <w:rFonts w:hint="eastAsia" w:ascii="微软雅黑" w:hAnsi="微软雅黑" w:eastAsia="微软雅黑" w:cs="微软雅黑"/>
-          <w:color w:val="666666"/>
-          <w:sz w:val="20"/>
-          <w:lang w:val="en-US" w:eastAsia="zh-CN"/>
-        </w:rPr>
-      </w:pPr>
-      <w:r>
-        <w:rPr>
-          <w:rFonts w:hint="eastAsia" w:ascii="微软雅黑" w:hAnsi="微软雅黑" w:eastAsia="微软雅黑" w:cs="微软雅黑"/>
-          <w:color w:val="666666"/>
-          <w:sz w:val="20"/>
-          <w:lang w:val="en-US" w:eastAsia="zh-CN"/>
-        </w:rPr>
-        <w:t>参与需求评审，进行需求分析，根据需求分析说明书编写测试用例；</w:t>
-      </w:r>
-    </w:p>
-    <w:p>
-      <w:pPr>
-        <w:numPr>
-          <w:ilvl w:val="0"/>
-          <w:numId w:val="4"/>
-        </w:numPr>
-        <w:spacing w:before="0" w:after="0" w:line="380" w:lineRule="exact"/>
-        <w:ind w:left="845" w:leftChars="0" w:hanging="425" w:firstLineChars="0"/>
-        <w:textAlignment w:val="center"/>
-        <w:rPr>
-          <w:rFonts w:hint="eastAsia" w:ascii="微软雅黑" w:hAnsi="微软雅黑" w:eastAsia="微软雅黑" w:cs="微软雅黑"/>
-          <w:color w:val="666666"/>
-          <w:sz w:val="20"/>
-          <w:lang w:val="en-US" w:eastAsia="zh-CN"/>
-        </w:rPr>
-      </w:pPr>
       <w:r>
         <w:rPr>
           <w:rFonts w:hint="eastAsia" w:ascii="微软雅黑" w:hAnsi="微软雅黑" w:eastAsia="微软雅黑" w:cs="微软雅黑"/>
